--- a/resumes/Resume_Legal_Compliance-Intern_TMF_Group__unknown_.docx
+++ b/resumes/Resume_Legal_Compliance-Intern_TMF_Group__unknown_.docx
@@ -430,7 +430,7 @@
           <w:sz w:val="19"/>
           <w:szCs w:val="19"/>
         </w:rPr>
-        <w:t>Triaged 50+ weekly inventory reimbursement cases by severity and policy eligibility, reducing repeat-issue investigation time.</w:t>
+        <w:t>Triaged 50+ weekly inventory reimbursement cases by severity and policy, following structured workflows, for timely decision-making and efficient resolution.</w:t>
       </w:r>
     </w:p>
     <w:p>
@@ -449,7 +449,7 @@
           <w:sz w:val="19"/>
           <w:szCs w:val="19"/>
         </w:rPr>
-        <w:t>Investigated seller claims, identified policy violations and anomalous patterns, and escalated findings to senior reviewers, ensuring audit-ready case documentation and informed decision-making.</w:t>
+        <w:t>Investigated seller claims, identified policy violations and anomalous patterns, and escalated findings to senior reviewers, ensuring compliance with established policies and procedures.</w:t>
       </w:r>
     </w:p>
     <w:p>
@@ -468,7 +468,7 @@
           <w:sz w:val="19"/>
           <w:szCs w:val="19"/>
         </w:rPr>
-        <w:t>Analyzed 200+ weekly cases, spotting recurring fraud patterns, flagging early, and reducing repeat-issue investigation time through proactive compliance tracking.</w:t>
+        <w:t>Maintained audit-ready case documentation with findings, decisions, evidence notes, and corrective actions aligned to evidence documentation and decision trails.</w:t>
       </w:r>
     </w:p>
     <w:p>
@@ -487,7 +487,7 @@
           <w:sz w:val="19"/>
           <w:szCs w:val="19"/>
         </w:rPr>
-        <w:t>Documented investigation findings, decisions, evidence notes, and corrective actions in audit-ready case notes, maintaining control evidence and compliance tracking.</w:t>
+        <w:t>Documented audit-ready case notes, recording investigation findings, decisions, evidence notes, and corrective actions, maintaining a clear and transparent record of case outcomes.</w:t>
       </w:r>
     </w:p>
     <w:p>
@@ -607,7 +607,7 @@
           <w:sz w:val="19"/>
           <w:szCs w:val="19"/>
         </w:rPr>
-        <w:t>Developed typosquatting detector using Python, AbuseIPDB, and WHOIS to generate domain variants and check live DNS resolution for brand-impersonation analysis.</w:t>
+        <w:t>Developed typosquatting detector generating domain variants and checking DNS resolution using Python, AbuseIPDB, and WHOIS for brand-impersonation analysis.</w:t>
       </w:r>
     </w:p>
     <w:p>
@@ -626,7 +626,7 @@
           <w:sz w:val="19"/>
           <w:szCs w:val="19"/>
         </w:rPr>
-        <w:t>Deployed Telegram bot interface using Python and Telegram bot, enabling analysts to submit URLs for IOC enrichment, supporting bulk CSV input/output and OSINT enrichment via theHarvester.</w:t>
+        <w:t>Deployed Telegram bot interface enabling analysts to submit URLs for live IOC enrichment (threat intelligence) using Python, Telegram bot, and theHarvester for domain profiling.</w:t>
       </w:r>
     </w:p>
     <w:p>
@@ -697,7 +697,7 @@
           <w:sz w:val="19"/>
           <w:szCs w:val="19"/>
         </w:rPr>
-        <w:t>Developed automated vulnerability assessment pipeline using Python, integrating Nessus and OpenVAS REST APIs, and generating CVE reports with CVSS severity and EPSS context from FIRST.org API.</w:t>
+        <w:t>Developed automated vulnerability assessment pipeline integrating Nessus and OpenVAS REST APIs in Python, generating CVE reports with CVSS severity and EPSS context from FIRST.org API.</w:t>
       </w:r>
     </w:p>
     <w:p>
@@ -716,7 +716,7 @@
           <w:sz w:val="19"/>
           <w:szCs w:val="19"/>
         </w:rPr>
-        <w:t>Developed OWASP Top 10 automated web checker using Python, detecting injection, auth, and SSRF vulnerabilities, documenting SQL injection remediation.</w:t>
+        <w:t>Developed OWASP Top 10 automated web checker using Python to detect injection, auth, and SSRF vulnerabilities, documenting SQL injection remediation.</w:t>
       </w:r>
     </w:p>
     <w:p>
@@ -735,7 +735,7 @@
           <w:sz w:val="19"/>
           <w:szCs w:val="19"/>
         </w:rPr>
-        <w:t>Automated scan scheduling using Bash and cron, and built delta-scan logic to flag newly discovered CVEs and organize patch compliance (remediation tracking) tracking evidence using Python and Nessus.</w:t>
+        <w:t>Automated scan scheduling via Bash and cron, and built delta-scan logic to flag newly discovered CVEs and organize patch compliance (remediation tracking) tracking evidence using Nessus and OpenVAS.</w:t>
       </w:r>
     </w:p>
     <w:p>
